--- a/worksheets/NS_L1_ThreatMap_Worksheet.docx
+++ b/worksheets/NS_L1_ThreatMap_Worksheet.docx
@@ -504,7 +504,7 @@
                 <w:sz w:val="21"/>
                 <w:szCs w:val="21"/>
               </w:rPr>
-              <w:t xml:space="preserve">Research CryptoLocker: what was it, what was Operation Tovar, what was the reward for capturing Bogachev, and how much money did CryptoLocker make?</w:t>
+              <w:t xml:space="preserve">Choose a cyberattack that has been in the news. Write down who was attacked, what the attackers wanted, and what it cost the organisation.</w:t>
             </w:r>
           </w:p>
           <w:tbl>
@@ -1324,6 +1324,218 @@
               </w:tc>
             </w:tr>
           </w:tbl>
+          <w:p>
+            <w:pPr>
+              <w:keepNext/>
+              <w:spacing w:after="60" w:before="120"/>
+            </w:pPr>
+            <w:r>
+              <w:rPr>
+                <w:rFonts w:ascii="Arial" w:cs="Arial" w:eastAsia="Arial" w:hAnsi="Arial"/>
+                <w:b/>
+                <w:bCs/>
+                <w:sz w:val="21"/>
+                <w:szCs w:val="21"/>
+              </w:rPr>
+              <w:t xml:space="preserve">What is a cyberattack?</w:t>
+            </w:r>
+          </w:p>
+          <w:tbl>
+            <w:tblPr>
+              <w:tblW w:type="dxa" w:w="10026"/>
+              <w:tblBorders>
+                <w:top w:val="single" w:color="auto" w:sz="4"/>
+                <w:left w:val="single" w:color="auto" w:sz="4"/>
+                <w:bottom w:val="single" w:color="auto" w:sz="4"/>
+                <w:right w:val="single" w:color="auto" w:sz="4"/>
+                <w:insideH w:val="single" w:color="auto" w:sz="4"/>
+                <w:insideV w:val="single" w:color="auto" w:sz="4"/>
+              </w:tblBorders>
+            </w:tblPr>
+            <w:tblGrid>
+              <w:gridCol w:w="10026"/>
+            </w:tblGrid>
+            <w:tr>
+              <w:trPr>
+                <w:cantSplit/>
+                <w:trHeight w:val="460" w:hRule="exact"/>
+              </w:trPr>
+              <w:tc>
+                <w:tcPr>
+                  <w:tcW w:type="dxa" w:w="10026"/>
+                  <w:tcBorders>
+                    <w:top w:val="none" w:color="FFFFFF" w:sz="0"/>
+                    <w:left w:val="none" w:color="FFFFFF" w:sz="0"/>
+                    <w:bottom w:val="dotted" w:color="9AA8BC" w:sz="6"/>
+                    <w:right w:val="none" w:color="FFFFFF" w:sz="0"/>
+                  </w:tcBorders>
+                  <w:tcMar>
+                    <w:left w:type="dxa" w:w="0"/>
+                    <w:bottom w:type="dxa" w:w="20"/>
+                    <w:right w:type="dxa" w:w="0"/>
+                  </w:tcMar>
+                  <w:vAlign w:val="bottom"/>
+                </w:tcPr>
+                <w:p>
+                  <w:pPr>
+                    <w:spacing w:after="0" w:before="0"/>
+                  </w:pPr>
+                  <w:r>
+                    <w:rPr>
+                      <w:rFonts w:ascii="Arial" w:cs="Arial" w:eastAsia="Arial" w:hAnsi="Arial"/>
+                      <w:color w:val="5A6B85"/>
+                      <w:sz w:val="21"/>
+                      <w:szCs w:val="21"/>
+                    </w:rPr>
+                    <w:t xml:space="preserve"/>
+                  </w:r>
+                </w:p>
+              </w:tc>
+            </w:tr>
+            <w:tr>
+              <w:trPr>
+                <w:cantSplit/>
+                <w:trHeight w:val="460" w:hRule="exact"/>
+              </w:trPr>
+              <w:tc>
+                <w:tcPr>
+                  <w:tcW w:type="dxa" w:w="10026"/>
+                  <w:tcBorders>
+                    <w:top w:val="none" w:color="FFFFFF" w:sz="0"/>
+                    <w:left w:val="none" w:color="FFFFFF" w:sz="0"/>
+                    <w:bottom w:val="dotted" w:color="9AA8BC" w:sz="6"/>
+                    <w:right w:val="none" w:color="FFFFFF" w:sz="0"/>
+                  </w:tcBorders>
+                  <w:tcMar>
+                    <w:left w:type="dxa" w:w="0"/>
+                    <w:bottom w:type="dxa" w:w="20"/>
+                    <w:right w:type="dxa" w:w="0"/>
+                  </w:tcMar>
+                  <w:vAlign w:val="bottom"/>
+                </w:tcPr>
+                <w:p>
+                  <w:pPr>
+                    <w:spacing w:after="0" w:before="0"/>
+                  </w:pPr>
+                  <w:r>
+                    <w:rPr>
+                      <w:rFonts w:ascii="Arial" w:cs="Arial" w:eastAsia="Arial" w:hAnsi="Arial"/>
+                      <w:color w:val="5A6B85"/>
+                      <w:sz w:val="21"/>
+                      <w:szCs w:val="21"/>
+                    </w:rPr>
+                    <w:t xml:space="preserve"/>
+                  </w:r>
+                </w:p>
+              </w:tc>
+            </w:tr>
+          </w:tbl>
+          <w:p>
+            <w:pPr>
+              <w:keepNext/>
+              <w:spacing w:after="60" w:before="120"/>
+            </w:pPr>
+            <w:r>
+              <w:rPr>
+                <w:rFonts w:ascii="Arial" w:cs="Arial" w:eastAsia="Arial" w:hAnsi="Arial"/>
+                <w:b/>
+                <w:bCs/>
+                <w:sz w:val="21"/>
+                <w:szCs w:val="21"/>
+              </w:rPr>
+              <w:t xml:space="preserve">Where can attacks come from?</w:t>
+            </w:r>
+          </w:p>
+          <w:tbl>
+            <w:tblPr>
+              <w:tblW w:type="dxa" w:w="10026"/>
+              <w:tblBorders>
+                <w:top w:val="single" w:color="auto" w:sz="4"/>
+                <w:left w:val="single" w:color="auto" w:sz="4"/>
+                <w:bottom w:val="single" w:color="auto" w:sz="4"/>
+                <w:right w:val="single" w:color="auto" w:sz="4"/>
+                <w:insideH w:val="single" w:color="auto" w:sz="4"/>
+                <w:insideV w:val="single" w:color="auto" w:sz="4"/>
+              </w:tblBorders>
+            </w:tblPr>
+            <w:tblGrid>
+              <w:gridCol w:w="10026"/>
+            </w:tblGrid>
+            <w:tr>
+              <w:trPr>
+                <w:cantSplit/>
+                <w:trHeight w:val="460" w:hRule="exact"/>
+              </w:trPr>
+              <w:tc>
+                <w:tcPr>
+                  <w:tcW w:type="dxa" w:w="10026"/>
+                  <w:tcBorders>
+                    <w:top w:val="none" w:color="FFFFFF" w:sz="0"/>
+                    <w:left w:val="none" w:color="FFFFFF" w:sz="0"/>
+                    <w:bottom w:val="dotted" w:color="9AA8BC" w:sz="6"/>
+                    <w:right w:val="none" w:color="FFFFFF" w:sz="0"/>
+                  </w:tcBorders>
+                  <w:tcMar>
+                    <w:left w:type="dxa" w:w="0"/>
+                    <w:bottom w:type="dxa" w:w="20"/>
+                    <w:right w:type="dxa" w:w="0"/>
+                  </w:tcMar>
+                  <w:vAlign w:val="bottom"/>
+                </w:tcPr>
+                <w:p>
+                  <w:pPr>
+                    <w:spacing w:after="0" w:before="0"/>
+                  </w:pPr>
+                  <w:r>
+                    <w:rPr>
+                      <w:rFonts w:ascii="Arial" w:cs="Arial" w:eastAsia="Arial" w:hAnsi="Arial"/>
+                      <w:color w:val="5A6B85"/>
+                      <w:sz w:val="21"/>
+                      <w:szCs w:val="21"/>
+                    </w:rPr>
+                    <w:t xml:space="preserve"/>
+                  </w:r>
+                </w:p>
+              </w:tc>
+            </w:tr>
+            <w:tr>
+              <w:trPr>
+                <w:cantSplit/>
+                <w:trHeight w:val="460" w:hRule="exact"/>
+              </w:trPr>
+              <w:tc>
+                <w:tcPr>
+                  <w:tcW w:type="dxa" w:w="10026"/>
+                  <w:tcBorders>
+                    <w:top w:val="none" w:color="FFFFFF" w:sz="0"/>
+                    <w:left w:val="none" w:color="FFFFFF" w:sz="0"/>
+                    <w:bottom w:val="dotted" w:color="9AA8BC" w:sz="6"/>
+                    <w:right w:val="none" w:color="FFFFFF" w:sz="0"/>
+                  </w:tcBorders>
+                  <w:tcMar>
+                    <w:left w:type="dxa" w:w="0"/>
+                    <w:bottom w:type="dxa" w:w="20"/>
+                    <w:right w:type="dxa" w:w="0"/>
+                  </w:tcMar>
+                  <w:vAlign w:val="bottom"/>
+                </w:tcPr>
+                <w:p>
+                  <w:pPr>
+                    <w:spacing w:after="0" w:before="0"/>
+                  </w:pPr>
+                  <w:r>
+                    <w:rPr>
+                      <w:rFonts w:ascii="Arial" w:cs="Arial" w:eastAsia="Arial" w:hAnsi="Arial"/>
+                      <w:color w:val="5A6B85"/>
+                      <w:sz w:val="21"/>
+                      <w:szCs w:val="21"/>
+                    </w:rPr>
+                    <w:t xml:space="preserve"/>
+                  </w:r>
+                </w:p>
+              </w:tc>
+            </w:tr>
+          </w:tbl>
           <w:p/>
         </w:tc>
       </w:tr>
@@ -1890,6 +2102,218 @@
               </w:tc>
             </w:tr>
           </w:tbl>
+          <w:p>
+            <w:pPr>
+              <w:keepNext/>
+              <w:spacing w:after="60" w:before="120"/>
+            </w:pPr>
+            <w:r>
+              <w:rPr>
+                <w:rFonts w:ascii="Arial" w:cs="Arial" w:eastAsia="Arial" w:hAnsi="Arial"/>
+                <w:b/>
+                <w:bCs/>
+                <w:sz w:val="21"/>
+                <w:szCs w:val="21"/>
+              </w:rPr>
+              <w:t xml:space="preserve">Why do most criminal cyberattacks happen?</w:t>
+            </w:r>
+          </w:p>
+          <w:tbl>
+            <w:tblPr>
+              <w:tblW w:type="dxa" w:w="10026"/>
+              <w:tblBorders>
+                <w:top w:val="single" w:color="auto" w:sz="4"/>
+                <w:left w:val="single" w:color="auto" w:sz="4"/>
+                <w:bottom w:val="single" w:color="auto" w:sz="4"/>
+                <w:right w:val="single" w:color="auto" w:sz="4"/>
+                <w:insideH w:val="single" w:color="auto" w:sz="4"/>
+                <w:insideV w:val="single" w:color="auto" w:sz="4"/>
+              </w:tblBorders>
+            </w:tblPr>
+            <w:tblGrid>
+              <w:gridCol w:w="10026"/>
+            </w:tblGrid>
+            <w:tr>
+              <w:trPr>
+                <w:cantSplit/>
+                <w:trHeight w:val="460" w:hRule="exact"/>
+              </w:trPr>
+              <w:tc>
+                <w:tcPr>
+                  <w:tcW w:type="dxa" w:w="10026"/>
+                  <w:tcBorders>
+                    <w:top w:val="none" w:color="FFFFFF" w:sz="0"/>
+                    <w:left w:val="none" w:color="FFFFFF" w:sz="0"/>
+                    <w:bottom w:val="dotted" w:color="9AA8BC" w:sz="6"/>
+                    <w:right w:val="none" w:color="FFFFFF" w:sz="0"/>
+                  </w:tcBorders>
+                  <w:tcMar>
+                    <w:left w:type="dxa" w:w="0"/>
+                    <w:bottom w:type="dxa" w:w="20"/>
+                    <w:right w:type="dxa" w:w="0"/>
+                  </w:tcMar>
+                  <w:vAlign w:val="bottom"/>
+                </w:tcPr>
+                <w:p>
+                  <w:pPr>
+                    <w:spacing w:after="0" w:before="0"/>
+                  </w:pPr>
+                  <w:r>
+                    <w:rPr>
+                      <w:rFonts w:ascii="Arial" w:cs="Arial" w:eastAsia="Arial" w:hAnsi="Arial"/>
+                      <w:color w:val="5A6B85"/>
+                      <w:sz w:val="21"/>
+                      <w:szCs w:val="21"/>
+                    </w:rPr>
+                    <w:t xml:space="preserve"/>
+                  </w:r>
+                </w:p>
+              </w:tc>
+            </w:tr>
+            <w:tr>
+              <w:trPr>
+                <w:cantSplit/>
+                <w:trHeight w:val="460" w:hRule="exact"/>
+              </w:trPr>
+              <w:tc>
+                <w:tcPr>
+                  <w:tcW w:type="dxa" w:w="10026"/>
+                  <w:tcBorders>
+                    <w:top w:val="none" w:color="FFFFFF" w:sz="0"/>
+                    <w:left w:val="none" w:color="FFFFFF" w:sz="0"/>
+                    <w:bottom w:val="dotted" w:color="9AA8BC" w:sz="6"/>
+                    <w:right w:val="none" w:color="FFFFFF" w:sz="0"/>
+                  </w:tcBorders>
+                  <w:tcMar>
+                    <w:left w:type="dxa" w:w="0"/>
+                    <w:bottom w:type="dxa" w:w="20"/>
+                    <w:right w:type="dxa" w:w="0"/>
+                  </w:tcMar>
+                  <w:vAlign w:val="bottom"/>
+                </w:tcPr>
+                <w:p>
+                  <w:pPr>
+                    <w:spacing w:after="0" w:before="0"/>
+                  </w:pPr>
+                  <w:r>
+                    <w:rPr>
+                      <w:rFonts w:ascii="Arial" w:cs="Arial" w:eastAsia="Arial" w:hAnsi="Arial"/>
+                      <w:color w:val="5A6B85"/>
+                      <w:sz w:val="21"/>
+                      <w:szCs w:val="21"/>
+                    </w:rPr>
+                    <w:t xml:space="preserve"/>
+                  </w:r>
+                </w:p>
+              </w:tc>
+            </w:tr>
+          </w:tbl>
+          <w:p>
+            <w:pPr>
+              <w:keepNext/>
+              <w:spacing w:after="60" w:before="120"/>
+            </w:pPr>
+            <w:r>
+              <w:rPr>
+                <w:rFonts w:ascii="Arial" w:cs="Arial" w:eastAsia="Arial" w:hAnsi="Arial"/>
+                <w:b/>
+                <w:bCs/>
+                <w:sz w:val="21"/>
+                <w:szCs w:val="21"/>
+              </w:rPr>
+              <w:t xml:space="preserve">A pen tester is paid by a company to attack its systems. Is this a crime?</w:t>
+            </w:r>
+          </w:p>
+          <w:tbl>
+            <w:tblPr>
+              <w:tblW w:type="dxa" w:w="10026"/>
+              <w:tblBorders>
+                <w:top w:val="single" w:color="auto" w:sz="4"/>
+                <w:left w:val="single" w:color="auto" w:sz="4"/>
+                <w:bottom w:val="single" w:color="auto" w:sz="4"/>
+                <w:right w:val="single" w:color="auto" w:sz="4"/>
+                <w:insideH w:val="single" w:color="auto" w:sz="4"/>
+                <w:insideV w:val="single" w:color="auto" w:sz="4"/>
+              </w:tblBorders>
+            </w:tblPr>
+            <w:tblGrid>
+              <w:gridCol w:w="10026"/>
+            </w:tblGrid>
+            <w:tr>
+              <w:trPr>
+                <w:cantSplit/>
+                <w:trHeight w:val="460" w:hRule="exact"/>
+              </w:trPr>
+              <w:tc>
+                <w:tcPr>
+                  <w:tcW w:type="dxa" w:w="10026"/>
+                  <w:tcBorders>
+                    <w:top w:val="none" w:color="FFFFFF" w:sz="0"/>
+                    <w:left w:val="none" w:color="FFFFFF" w:sz="0"/>
+                    <w:bottom w:val="dotted" w:color="9AA8BC" w:sz="6"/>
+                    <w:right w:val="none" w:color="FFFFFF" w:sz="0"/>
+                  </w:tcBorders>
+                  <w:tcMar>
+                    <w:left w:type="dxa" w:w="0"/>
+                    <w:bottom w:type="dxa" w:w="20"/>
+                    <w:right w:type="dxa" w:w="0"/>
+                  </w:tcMar>
+                  <w:vAlign w:val="bottom"/>
+                </w:tcPr>
+                <w:p>
+                  <w:pPr>
+                    <w:spacing w:after="0" w:before="0"/>
+                  </w:pPr>
+                  <w:r>
+                    <w:rPr>
+                      <w:rFonts w:ascii="Arial" w:cs="Arial" w:eastAsia="Arial" w:hAnsi="Arial"/>
+                      <w:color w:val="5A6B85"/>
+                      <w:sz w:val="21"/>
+                      <w:szCs w:val="21"/>
+                    </w:rPr>
+                    <w:t xml:space="preserve"/>
+                  </w:r>
+                </w:p>
+              </w:tc>
+            </w:tr>
+            <w:tr>
+              <w:trPr>
+                <w:cantSplit/>
+                <w:trHeight w:val="460" w:hRule="exact"/>
+              </w:trPr>
+              <w:tc>
+                <w:tcPr>
+                  <w:tcW w:type="dxa" w:w="10026"/>
+                  <w:tcBorders>
+                    <w:top w:val="none" w:color="FFFFFF" w:sz="0"/>
+                    <w:left w:val="none" w:color="FFFFFF" w:sz="0"/>
+                    <w:bottom w:val="dotted" w:color="9AA8BC" w:sz="6"/>
+                    <w:right w:val="none" w:color="FFFFFF" w:sz="0"/>
+                  </w:tcBorders>
+                  <w:tcMar>
+                    <w:left w:type="dxa" w:w="0"/>
+                    <w:bottom w:type="dxa" w:w="20"/>
+                    <w:right w:type="dxa" w:w="0"/>
+                  </w:tcMar>
+                  <w:vAlign w:val="bottom"/>
+                </w:tcPr>
+                <w:p>
+                  <w:pPr>
+                    <w:spacing w:after="0" w:before="0"/>
+                  </w:pPr>
+                  <w:r>
+                    <w:rPr>
+                      <w:rFonts w:ascii="Arial" w:cs="Arial" w:eastAsia="Arial" w:hAnsi="Arial"/>
+                      <w:color w:val="5A6B85"/>
+                      <w:sz w:val="21"/>
+                      <w:szCs w:val="21"/>
+                    </w:rPr>
+                    <w:t xml:space="preserve"/>
+                  </w:r>
+                </w:p>
+              </w:tc>
+            </w:tr>
+          </w:tbl>
           <w:p/>
         </w:tc>
       </w:tr>
@@ -2081,6 +2505,218 @@
                 <w:szCs w:val="21"/>
               </w:rPr>
               <w:t xml:space="preserve">Answer the starter questions about CryptoLocker.</w:t>
+            </w:r>
+          </w:p>
+          <w:tbl>
+            <w:tblPr>
+              <w:tblW w:type="dxa" w:w="10026"/>
+              <w:tblBorders>
+                <w:top w:val="single" w:color="auto" w:sz="4"/>
+                <w:left w:val="single" w:color="auto" w:sz="4"/>
+                <w:bottom w:val="single" w:color="auto" w:sz="4"/>
+                <w:right w:val="single" w:color="auto" w:sz="4"/>
+                <w:insideH w:val="single" w:color="auto" w:sz="4"/>
+                <w:insideV w:val="single" w:color="auto" w:sz="4"/>
+              </w:tblBorders>
+            </w:tblPr>
+            <w:tblGrid>
+              <w:gridCol w:w="10026"/>
+            </w:tblGrid>
+            <w:tr>
+              <w:trPr>
+                <w:cantSplit/>
+                <w:trHeight w:val="460" w:hRule="exact"/>
+              </w:trPr>
+              <w:tc>
+                <w:tcPr>
+                  <w:tcW w:type="dxa" w:w="10026"/>
+                  <w:tcBorders>
+                    <w:top w:val="none" w:color="FFFFFF" w:sz="0"/>
+                    <w:left w:val="none" w:color="FFFFFF" w:sz="0"/>
+                    <w:bottom w:val="dotted" w:color="9AA8BC" w:sz="6"/>
+                    <w:right w:val="none" w:color="FFFFFF" w:sz="0"/>
+                  </w:tcBorders>
+                  <w:tcMar>
+                    <w:left w:type="dxa" w:w="0"/>
+                    <w:bottom w:type="dxa" w:w="20"/>
+                    <w:right w:type="dxa" w:w="0"/>
+                  </w:tcMar>
+                  <w:vAlign w:val="bottom"/>
+                </w:tcPr>
+                <w:p>
+                  <w:pPr>
+                    <w:spacing w:after="0" w:before="0"/>
+                  </w:pPr>
+                  <w:r>
+                    <w:rPr>
+                      <w:rFonts w:ascii="Arial" w:cs="Arial" w:eastAsia="Arial" w:hAnsi="Arial"/>
+                      <w:color w:val="5A6B85"/>
+                      <w:sz w:val="21"/>
+                      <w:szCs w:val="21"/>
+                    </w:rPr>
+                    <w:t xml:space="preserve"/>
+                  </w:r>
+                </w:p>
+              </w:tc>
+            </w:tr>
+            <w:tr>
+              <w:trPr>
+                <w:cantSplit/>
+                <w:trHeight w:val="460" w:hRule="exact"/>
+              </w:trPr>
+              <w:tc>
+                <w:tcPr>
+                  <w:tcW w:type="dxa" w:w="10026"/>
+                  <w:tcBorders>
+                    <w:top w:val="none" w:color="FFFFFF" w:sz="0"/>
+                    <w:left w:val="none" w:color="FFFFFF" w:sz="0"/>
+                    <w:bottom w:val="dotted" w:color="9AA8BC" w:sz="6"/>
+                    <w:right w:val="none" w:color="FFFFFF" w:sz="0"/>
+                  </w:tcBorders>
+                  <w:tcMar>
+                    <w:left w:type="dxa" w:w="0"/>
+                    <w:bottom w:type="dxa" w:w="20"/>
+                    <w:right w:type="dxa" w:w="0"/>
+                  </w:tcMar>
+                  <w:vAlign w:val="bottom"/>
+                </w:tcPr>
+                <w:p>
+                  <w:pPr>
+                    <w:spacing w:after="0" w:before="0"/>
+                  </w:pPr>
+                  <w:r>
+                    <w:rPr>
+                      <w:rFonts w:ascii="Arial" w:cs="Arial" w:eastAsia="Arial" w:hAnsi="Arial"/>
+                      <w:color w:val="5A6B85"/>
+                      <w:sz w:val="21"/>
+                      <w:szCs w:val="21"/>
+                    </w:rPr>
+                    <w:t xml:space="preserve"/>
+                  </w:r>
+                </w:p>
+              </w:tc>
+            </w:tr>
+          </w:tbl>
+          <w:p>
+            <w:pPr>
+              <w:keepNext/>
+              <w:spacing w:after="60" w:before="120"/>
+            </w:pPr>
+            <w:r>
+              <w:rPr>
+                <w:rFonts w:ascii="Arial" w:cs="Arial" w:eastAsia="Arial" w:hAnsi="Arial"/>
+                <w:b/>
+                <w:bCs/>
+                <w:sz w:val="21"/>
+                <w:szCs w:val="21"/>
+              </w:rPr>
+              <w:t xml:space="preserve">What type of malware was CryptoLocker?</w:t>
+            </w:r>
+          </w:p>
+          <w:tbl>
+            <w:tblPr>
+              <w:tblW w:type="dxa" w:w="10026"/>
+              <w:tblBorders>
+                <w:top w:val="single" w:color="auto" w:sz="4"/>
+                <w:left w:val="single" w:color="auto" w:sz="4"/>
+                <w:bottom w:val="single" w:color="auto" w:sz="4"/>
+                <w:right w:val="single" w:color="auto" w:sz="4"/>
+                <w:insideH w:val="single" w:color="auto" w:sz="4"/>
+                <w:insideV w:val="single" w:color="auto" w:sz="4"/>
+              </w:tblBorders>
+            </w:tblPr>
+            <w:tblGrid>
+              <w:gridCol w:w="10026"/>
+            </w:tblGrid>
+            <w:tr>
+              <w:trPr>
+                <w:cantSplit/>
+                <w:trHeight w:val="460" w:hRule="exact"/>
+              </w:trPr>
+              <w:tc>
+                <w:tcPr>
+                  <w:tcW w:type="dxa" w:w="10026"/>
+                  <w:tcBorders>
+                    <w:top w:val="none" w:color="FFFFFF" w:sz="0"/>
+                    <w:left w:val="none" w:color="FFFFFF" w:sz="0"/>
+                    <w:bottom w:val="dotted" w:color="9AA8BC" w:sz="6"/>
+                    <w:right w:val="none" w:color="FFFFFF" w:sz="0"/>
+                  </w:tcBorders>
+                  <w:tcMar>
+                    <w:left w:type="dxa" w:w="0"/>
+                    <w:bottom w:type="dxa" w:w="20"/>
+                    <w:right w:type="dxa" w:w="0"/>
+                  </w:tcMar>
+                  <w:vAlign w:val="bottom"/>
+                </w:tcPr>
+                <w:p>
+                  <w:pPr>
+                    <w:spacing w:after="0" w:before="0"/>
+                  </w:pPr>
+                  <w:r>
+                    <w:rPr>
+                      <w:rFonts w:ascii="Arial" w:cs="Arial" w:eastAsia="Arial" w:hAnsi="Arial"/>
+                      <w:color w:val="5A6B85"/>
+                      <w:sz w:val="21"/>
+                      <w:szCs w:val="21"/>
+                    </w:rPr>
+                    <w:t xml:space="preserve"/>
+                  </w:r>
+                </w:p>
+              </w:tc>
+            </w:tr>
+            <w:tr>
+              <w:trPr>
+                <w:cantSplit/>
+                <w:trHeight w:val="460" w:hRule="exact"/>
+              </w:trPr>
+              <w:tc>
+                <w:tcPr>
+                  <w:tcW w:type="dxa" w:w="10026"/>
+                  <w:tcBorders>
+                    <w:top w:val="none" w:color="FFFFFF" w:sz="0"/>
+                    <w:left w:val="none" w:color="FFFFFF" w:sz="0"/>
+                    <w:bottom w:val="dotted" w:color="9AA8BC" w:sz="6"/>
+                    <w:right w:val="none" w:color="FFFFFF" w:sz="0"/>
+                  </w:tcBorders>
+                  <w:tcMar>
+                    <w:left w:type="dxa" w:w="0"/>
+                    <w:bottom w:type="dxa" w:w="20"/>
+                    <w:right w:type="dxa" w:w="0"/>
+                  </w:tcMar>
+                  <w:vAlign w:val="bottom"/>
+                </w:tcPr>
+                <w:p>
+                  <w:pPr>
+                    <w:spacing w:after="0" w:before="0"/>
+                  </w:pPr>
+                  <w:r>
+                    <w:rPr>
+                      <w:rFonts w:ascii="Arial" w:cs="Arial" w:eastAsia="Arial" w:hAnsi="Arial"/>
+                      <w:color w:val="5A6B85"/>
+                      <w:sz w:val="21"/>
+                      <w:szCs w:val="21"/>
+                    </w:rPr>
+                    <w:t xml:space="preserve"/>
+                  </w:r>
+                </w:p>
+              </w:tc>
+            </w:tr>
+          </w:tbl>
+          <w:p>
+            <w:pPr>
+              <w:keepNext/>
+              <w:spacing w:after="60" w:before="120"/>
+            </w:pPr>
+            <w:r>
+              <w:rPr>
+                <w:rFonts w:ascii="Arial" w:cs="Arial" w:eastAsia="Arial" w:hAnsi="Arial"/>
+                <w:b/>
+                <w:bCs/>
+                <w:sz w:val="21"/>
+                <w:szCs w:val="21"/>
+              </w:rPr>
+              <w:t xml:space="preserve">How did most victims get infected?</w:t>
             </w:r>
           </w:p>
           <w:tbl>
@@ -2456,6 +3092,218 @@
               </w:tc>
             </w:tr>
           </w:tbl>
+          <w:p>
+            <w:pPr>
+              <w:keepNext/>
+              <w:spacing w:after="60" w:before="120"/>
+            </w:pPr>
+            <w:r>
+              <w:rPr>
+                <w:rFonts w:ascii="Arial" w:cs="Arial" w:eastAsia="Arial" w:hAnsi="Arial"/>
+                <w:b/>
+                <w:bCs/>
+                <w:sz w:val="21"/>
+                <w:szCs w:val="21"/>
+              </w:rPr>
+              <w:t xml:space="preserve">What was Operation Tovar?</w:t>
+            </w:r>
+          </w:p>
+          <w:tbl>
+            <w:tblPr>
+              <w:tblW w:type="dxa" w:w="10026"/>
+              <w:tblBorders>
+                <w:top w:val="single" w:color="auto" w:sz="4"/>
+                <w:left w:val="single" w:color="auto" w:sz="4"/>
+                <w:bottom w:val="single" w:color="auto" w:sz="4"/>
+                <w:right w:val="single" w:color="auto" w:sz="4"/>
+                <w:insideH w:val="single" w:color="auto" w:sz="4"/>
+                <w:insideV w:val="single" w:color="auto" w:sz="4"/>
+              </w:tblBorders>
+            </w:tblPr>
+            <w:tblGrid>
+              <w:gridCol w:w="10026"/>
+            </w:tblGrid>
+            <w:tr>
+              <w:trPr>
+                <w:cantSplit/>
+                <w:trHeight w:val="460" w:hRule="exact"/>
+              </w:trPr>
+              <w:tc>
+                <w:tcPr>
+                  <w:tcW w:type="dxa" w:w="10026"/>
+                  <w:tcBorders>
+                    <w:top w:val="none" w:color="FFFFFF" w:sz="0"/>
+                    <w:left w:val="none" w:color="FFFFFF" w:sz="0"/>
+                    <w:bottom w:val="dotted" w:color="9AA8BC" w:sz="6"/>
+                    <w:right w:val="none" w:color="FFFFFF" w:sz="0"/>
+                  </w:tcBorders>
+                  <w:tcMar>
+                    <w:left w:type="dxa" w:w="0"/>
+                    <w:bottom w:type="dxa" w:w="20"/>
+                    <w:right w:type="dxa" w:w="0"/>
+                  </w:tcMar>
+                  <w:vAlign w:val="bottom"/>
+                </w:tcPr>
+                <w:p>
+                  <w:pPr>
+                    <w:spacing w:after="0" w:before="0"/>
+                  </w:pPr>
+                  <w:r>
+                    <w:rPr>
+                      <w:rFonts w:ascii="Arial" w:cs="Arial" w:eastAsia="Arial" w:hAnsi="Arial"/>
+                      <w:color w:val="5A6B85"/>
+                      <w:sz w:val="21"/>
+                      <w:szCs w:val="21"/>
+                    </w:rPr>
+                    <w:t xml:space="preserve"/>
+                  </w:r>
+                </w:p>
+              </w:tc>
+            </w:tr>
+            <w:tr>
+              <w:trPr>
+                <w:cantSplit/>
+                <w:trHeight w:val="460" w:hRule="exact"/>
+              </w:trPr>
+              <w:tc>
+                <w:tcPr>
+                  <w:tcW w:type="dxa" w:w="10026"/>
+                  <w:tcBorders>
+                    <w:top w:val="none" w:color="FFFFFF" w:sz="0"/>
+                    <w:left w:val="none" w:color="FFFFFF" w:sz="0"/>
+                    <w:bottom w:val="dotted" w:color="9AA8BC" w:sz="6"/>
+                    <w:right w:val="none" w:color="FFFFFF" w:sz="0"/>
+                  </w:tcBorders>
+                  <w:tcMar>
+                    <w:left w:type="dxa" w:w="0"/>
+                    <w:bottom w:type="dxa" w:w="20"/>
+                    <w:right w:type="dxa" w:w="0"/>
+                  </w:tcMar>
+                  <w:vAlign w:val="bottom"/>
+                </w:tcPr>
+                <w:p>
+                  <w:pPr>
+                    <w:spacing w:after="0" w:before="0"/>
+                  </w:pPr>
+                  <w:r>
+                    <w:rPr>
+                      <w:rFonts w:ascii="Arial" w:cs="Arial" w:eastAsia="Arial" w:hAnsi="Arial"/>
+                      <w:color w:val="5A6B85"/>
+                      <w:sz w:val="21"/>
+                      <w:szCs w:val="21"/>
+                    </w:rPr>
+                    <w:t xml:space="preserve"/>
+                  </w:r>
+                </w:p>
+              </w:tc>
+            </w:tr>
+          </w:tbl>
+          <w:p>
+            <w:pPr>
+              <w:keepNext/>
+              <w:spacing w:after="60" w:before="120"/>
+            </w:pPr>
+            <w:r>
+              <w:rPr>
+                <w:rFonts w:ascii="Arial" w:cs="Arial" w:eastAsia="Arial" w:hAnsi="Arial"/>
+                <w:b/>
+                <w:bCs/>
+                <w:sz w:val="21"/>
+                <w:szCs w:val="21"/>
+              </w:rPr>
+              <w:t xml:space="preserve">Why is catching cybercriminals difficult?</w:t>
+            </w:r>
+          </w:p>
+          <w:tbl>
+            <w:tblPr>
+              <w:tblW w:type="dxa" w:w="10026"/>
+              <w:tblBorders>
+                <w:top w:val="single" w:color="auto" w:sz="4"/>
+                <w:left w:val="single" w:color="auto" w:sz="4"/>
+                <w:bottom w:val="single" w:color="auto" w:sz="4"/>
+                <w:right w:val="single" w:color="auto" w:sz="4"/>
+                <w:insideH w:val="single" w:color="auto" w:sz="4"/>
+                <w:insideV w:val="single" w:color="auto" w:sz="4"/>
+              </w:tblBorders>
+            </w:tblPr>
+            <w:tblGrid>
+              <w:gridCol w:w="10026"/>
+            </w:tblGrid>
+            <w:tr>
+              <w:trPr>
+                <w:cantSplit/>
+                <w:trHeight w:val="460" w:hRule="exact"/>
+              </w:trPr>
+              <w:tc>
+                <w:tcPr>
+                  <w:tcW w:type="dxa" w:w="10026"/>
+                  <w:tcBorders>
+                    <w:top w:val="none" w:color="FFFFFF" w:sz="0"/>
+                    <w:left w:val="none" w:color="FFFFFF" w:sz="0"/>
+                    <w:bottom w:val="dotted" w:color="9AA8BC" w:sz="6"/>
+                    <w:right w:val="none" w:color="FFFFFF" w:sz="0"/>
+                  </w:tcBorders>
+                  <w:tcMar>
+                    <w:left w:type="dxa" w:w="0"/>
+                    <w:bottom w:type="dxa" w:w="20"/>
+                    <w:right w:type="dxa" w:w="0"/>
+                  </w:tcMar>
+                  <w:vAlign w:val="bottom"/>
+                </w:tcPr>
+                <w:p>
+                  <w:pPr>
+                    <w:spacing w:after="0" w:before="0"/>
+                  </w:pPr>
+                  <w:r>
+                    <w:rPr>
+                      <w:rFonts w:ascii="Arial" w:cs="Arial" w:eastAsia="Arial" w:hAnsi="Arial"/>
+                      <w:color w:val="5A6B85"/>
+                      <w:sz w:val="21"/>
+                      <w:szCs w:val="21"/>
+                    </w:rPr>
+                    <w:t xml:space="preserve"/>
+                  </w:r>
+                </w:p>
+              </w:tc>
+            </w:tr>
+            <w:tr>
+              <w:trPr>
+                <w:cantSplit/>
+                <w:trHeight w:val="460" w:hRule="exact"/>
+              </w:trPr>
+              <w:tc>
+                <w:tcPr>
+                  <w:tcW w:type="dxa" w:w="10026"/>
+                  <w:tcBorders>
+                    <w:top w:val="none" w:color="FFFFFF" w:sz="0"/>
+                    <w:left w:val="none" w:color="FFFFFF" w:sz="0"/>
+                    <w:bottom w:val="dotted" w:color="9AA8BC" w:sz="6"/>
+                    <w:right w:val="none" w:color="FFFFFF" w:sz="0"/>
+                  </w:tcBorders>
+                  <w:tcMar>
+                    <w:left w:type="dxa" w:w="0"/>
+                    <w:bottom w:type="dxa" w:w="20"/>
+                    <w:right w:type="dxa" w:w="0"/>
+                  </w:tcMar>
+                  <w:vAlign w:val="bottom"/>
+                </w:tcPr>
+                <w:p>
+                  <w:pPr>
+                    <w:spacing w:after="0" w:before="0"/>
+                  </w:pPr>
+                  <w:r>
+                    <w:rPr>
+                      <w:rFonts w:ascii="Arial" w:cs="Arial" w:eastAsia="Arial" w:hAnsi="Arial"/>
+                      <w:color w:val="5A6B85"/>
+                      <w:sz w:val="21"/>
+                      <w:szCs w:val="21"/>
+                    </w:rPr>
+                    <w:t xml:space="preserve"/>
+                  </w:r>
+                </w:p>
+              </w:tc>
+            </w:tr>
+          </w:tbl>
           <w:p/>
         </w:tc>
       </w:tr>
@@ -2647,6 +3495,112 @@
                 <w:szCs w:val="21"/>
               </w:rPr>
               <w:t xml:space="preserve">List four costs to a school if its network were attacked.</w:t>
+            </w:r>
+          </w:p>
+          <w:tbl>
+            <w:tblPr>
+              <w:tblW w:type="dxa" w:w="10026"/>
+              <w:tblBorders>
+                <w:top w:val="single" w:color="auto" w:sz="4"/>
+                <w:left w:val="single" w:color="auto" w:sz="4"/>
+                <w:bottom w:val="single" w:color="auto" w:sz="4"/>
+                <w:right w:val="single" w:color="auto" w:sz="4"/>
+                <w:insideH w:val="single" w:color="auto" w:sz="4"/>
+                <w:insideV w:val="single" w:color="auto" w:sz="4"/>
+              </w:tblBorders>
+            </w:tblPr>
+            <w:tblGrid>
+              <w:gridCol w:w="10026"/>
+            </w:tblGrid>
+            <w:tr>
+              <w:trPr>
+                <w:cantSplit/>
+                <w:trHeight w:val="460" w:hRule="exact"/>
+              </w:trPr>
+              <w:tc>
+                <w:tcPr>
+                  <w:tcW w:type="dxa" w:w="10026"/>
+                  <w:tcBorders>
+                    <w:top w:val="none" w:color="FFFFFF" w:sz="0"/>
+                    <w:left w:val="none" w:color="FFFFFF" w:sz="0"/>
+                    <w:bottom w:val="dotted" w:color="9AA8BC" w:sz="6"/>
+                    <w:right w:val="none" w:color="FFFFFF" w:sz="0"/>
+                  </w:tcBorders>
+                  <w:tcMar>
+                    <w:left w:type="dxa" w:w="0"/>
+                    <w:bottom w:type="dxa" w:w="20"/>
+                    <w:right w:type="dxa" w:w="0"/>
+                  </w:tcMar>
+                  <w:vAlign w:val="bottom"/>
+                </w:tcPr>
+                <w:p>
+                  <w:pPr>
+                    <w:spacing w:after="0" w:before="0"/>
+                  </w:pPr>
+                  <w:r>
+                    <w:rPr>
+                      <w:rFonts w:ascii="Arial" w:cs="Arial" w:eastAsia="Arial" w:hAnsi="Arial"/>
+                      <w:color w:val="5A6B85"/>
+                      <w:sz w:val="21"/>
+                      <w:szCs w:val="21"/>
+                    </w:rPr>
+                    <w:t xml:space="preserve"/>
+                  </w:r>
+                </w:p>
+              </w:tc>
+            </w:tr>
+            <w:tr>
+              <w:trPr>
+                <w:cantSplit/>
+                <w:trHeight w:val="460" w:hRule="exact"/>
+              </w:trPr>
+              <w:tc>
+                <w:tcPr>
+                  <w:tcW w:type="dxa" w:w="10026"/>
+                  <w:tcBorders>
+                    <w:top w:val="none" w:color="FFFFFF" w:sz="0"/>
+                    <w:left w:val="none" w:color="FFFFFF" w:sz="0"/>
+                    <w:bottom w:val="dotted" w:color="9AA8BC" w:sz="6"/>
+                    <w:right w:val="none" w:color="FFFFFF" w:sz="0"/>
+                  </w:tcBorders>
+                  <w:tcMar>
+                    <w:left w:type="dxa" w:w="0"/>
+                    <w:bottom w:type="dxa" w:w="20"/>
+                    <w:right w:type="dxa" w:w="0"/>
+                  </w:tcMar>
+                  <w:vAlign w:val="bottom"/>
+                </w:tcPr>
+                <w:p>
+                  <w:pPr>
+                    <w:spacing w:after="0" w:before="0"/>
+                  </w:pPr>
+                  <w:r>
+                    <w:rPr>
+                      <w:rFonts w:ascii="Arial" w:cs="Arial" w:eastAsia="Arial" w:hAnsi="Arial"/>
+                      <w:color w:val="5A6B85"/>
+                      <w:sz w:val="21"/>
+                      <w:szCs w:val="21"/>
+                    </w:rPr>
+                    <w:t xml:space="preserve"/>
+                  </w:r>
+                </w:p>
+              </w:tc>
+            </w:tr>
+          </w:tbl>
+          <w:p>
+            <w:pPr>
+              <w:keepNext/>
+              <w:spacing w:after="60" w:before="120"/>
+            </w:pPr>
+            <w:r>
+              <w:rPr>
+                <w:rFonts w:ascii="Arial" w:cs="Arial" w:eastAsia="Arial" w:hAnsi="Arial"/>
+                <w:b/>
+                <w:bCs/>
+                <w:sz w:val="21"/>
+                <w:szCs w:val="21"/>
+              </w:rPr>
+              <w:t xml:space="preserve">Which of these are costs of a successful attack on a business? Select all that apply.</w:t>
             </w:r>
           </w:p>
           <w:tbl>
@@ -3685,7 +4639,7 @@
                 <w:sz w:val="21"/>
                 <w:szCs w:val="21"/>
               </w:rPr>
-              <w:t xml:space="preserve">What are the threats to devices and computers?</w:t>
+              <w:t xml:space="preserve">What forms of attack threaten a network, and what do attackers want?</w:t>
             </w:r>
           </w:p>
           <w:tbl>
@@ -3914,7 +4868,7 @@
                 <w:sz w:val="21"/>
                 <w:szCs w:val="21"/>
               </w:rPr>
-              <w:t xml:space="preserve">a)  State a form of attack against a computer system.  </w:t>
+              <w:t xml:space="preserve">a)  Name two forms of attack that target people rather than software.  </w:t>
             </w:r>
             <w:r>
               <w:rPr>
@@ -3923,7 +4877,7 @@
                 <w:sz w:val="21"/>
                 <w:szCs w:val="21"/>
               </w:rPr>
-              <w:t xml:space="preserve">[1]</w:t>
+              <w:t xml:space="preserve">[2]</w:t>
             </w:r>
           </w:p>
           <w:tbl>
@@ -3978,6 +4932,43 @@
                 </w:p>
               </w:tc>
             </w:tr>
+            <w:tr>
+              <w:trPr>
+                <w:cantSplit/>
+                <w:trHeight w:val="460" w:hRule="exact"/>
+              </w:trPr>
+              <w:tc>
+                <w:tcPr>
+                  <w:tcW w:type="dxa" w:w="10026"/>
+                  <w:tcBorders>
+                    <w:top w:val="none" w:color="FFFFFF" w:sz="0"/>
+                    <w:left w:val="none" w:color="FFFFFF" w:sz="0"/>
+                    <w:bottom w:val="dotted" w:color="9AA8BC" w:sz="6"/>
+                    <w:right w:val="none" w:color="FFFFFF" w:sz="0"/>
+                  </w:tcBorders>
+                  <w:tcMar>
+                    <w:left w:type="dxa" w:w="0"/>
+                    <w:bottom w:type="dxa" w:w="20"/>
+                    <w:right w:type="dxa" w:w="0"/>
+                  </w:tcMar>
+                  <w:vAlign w:val="bottom"/>
+                </w:tcPr>
+                <w:p>
+                  <w:pPr>
+                    <w:spacing w:after="0" w:before="0"/>
+                  </w:pPr>
+                  <w:r>
+                    <w:rPr>
+                      <w:rFonts w:ascii="Arial" w:cs="Arial" w:eastAsia="Arial" w:hAnsi="Arial"/>
+                      <w:color w:val="5A6B85"/>
+                      <w:sz w:val="21"/>
+                      <w:szCs w:val="21"/>
+                    </w:rPr>
+                    <w:t xml:space="preserve"/>
+                  </w:r>
+                </w:p>
+              </w:tc>
+            </w:tr>
           </w:tbl>
           <w:p>
             <w:pPr>
@@ -3992,7 +4983,7 @@
                 <w:sz w:val="21"/>
                 <w:szCs w:val="21"/>
               </w:rPr>
-              <w:t xml:space="preserve">b)  Describe one reason why criminals attack computer systems.  </w:t>
+              <w:t xml:space="preserve">b)  Explain why most criminal cyberattacks happen.  </w:t>
             </w:r>
             <w:r>
               <w:rPr>
@@ -4107,7 +5098,7 @@
                 <w:sz w:val="21"/>
                 <w:szCs w:val="21"/>
               </w:rPr>
-              <w:t xml:space="preserve">c)  Describe two costs to a company of a successful cyberattack.  </w:t>
+              <w:t xml:space="preserve">c)  A small business is hit by ransomware. Describe three costs it will face beyond the ransom itself.  </w:t>
             </w:r>
             <w:r>
               <w:rPr>
@@ -4116,7 +5107,7 @@
                 <w:sz w:val="21"/>
                 <w:szCs w:val="21"/>
               </w:rPr>
-              <w:t xml:space="preserve">[4]</w:t>
+              <w:t xml:space="preserve">[6]</w:t>
             </w:r>
           </w:p>
           <w:tbl>
@@ -4134,6 +5125,80 @@
             <w:tblGrid>
               <w:gridCol w:w="10026"/>
             </w:tblGrid>
+            <w:tr>
+              <w:trPr>
+                <w:cantSplit/>
+                <w:trHeight w:val="460" w:hRule="exact"/>
+              </w:trPr>
+              <w:tc>
+                <w:tcPr>
+                  <w:tcW w:type="dxa" w:w="10026"/>
+                  <w:tcBorders>
+                    <w:top w:val="none" w:color="FFFFFF" w:sz="0"/>
+                    <w:left w:val="none" w:color="FFFFFF" w:sz="0"/>
+                    <w:bottom w:val="dotted" w:color="9AA8BC" w:sz="6"/>
+                    <w:right w:val="none" w:color="FFFFFF" w:sz="0"/>
+                  </w:tcBorders>
+                  <w:tcMar>
+                    <w:left w:type="dxa" w:w="0"/>
+                    <w:bottom w:type="dxa" w:w="20"/>
+                    <w:right w:type="dxa" w:w="0"/>
+                  </w:tcMar>
+                  <w:vAlign w:val="bottom"/>
+                </w:tcPr>
+                <w:p>
+                  <w:pPr>
+                    <w:spacing w:after="0" w:before="0"/>
+                  </w:pPr>
+                  <w:r>
+                    <w:rPr>
+                      <w:rFonts w:ascii="Arial" w:cs="Arial" w:eastAsia="Arial" w:hAnsi="Arial"/>
+                      <w:color w:val="5A6B85"/>
+                      <w:sz w:val="21"/>
+                      <w:szCs w:val="21"/>
+                    </w:rPr>
+                    <w:t xml:space="preserve"/>
+                  </w:r>
+                </w:p>
+              </w:tc>
+            </w:tr>
+            <w:tr>
+              <w:trPr>
+                <w:cantSplit/>
+                <w:trHeight w:val="460" w:hRule="exact"/>
+              </w:trPr>
+              <w:tc>
+                <w:tcPr>
+                  <w:tcW w:type="dxa" w:w="10026"/>
+                  <w:tcBorders>
+                    <w:top w:val="none" w:color="FFFFFF" w:sz="0"/>
+                    <w:left w:val="none" w:color="FFFFFF" w:sz="0"/>
+                    <w:bottom w:val="dotted" w:color="9AA8BC" w:sz="6"/>
+                    <w:right w:val="none" w:color="FFFFFF" w:sz="0"/>
+                  </w:tcBorders>
+                  <w:tcMar>
+                    <w:left w:type="dxa" w:w="0"/>
+                    <w:bottom w:type="dxa" w:w="20"/>
+                    <w:right w:type="dxa" w:w="0"/>
+                  </w:tcMar>
+                  <w:vAlign w:val="bottom"/>
+                </w:tcPr>
+                <w:p>
+                  <w:pPr>
+                    <w:spacing w:after="0" w:before="0"/>
+                  </w:pPr>
+                  <w:r>
+                    <w:rPr>
+                      <w:rFonts w:ascii="Arial" w:cs="Arial" w:eastAsia="Arial" w:hAnsi="Arial"/>
+                      <w:color w:val="5A6B85"/>
+                      <w:sz w:val="21"/>
+                      <w:szCs w:val="21"/>
+                    </w:rPr>
+                    <w:t xml:space="preserve"/>
+                  </w:r>
+                </w:p>
+              </w:tc>
+            </w:tr>
             <w:tr>
               <w:trPr>
                 <w:cantSplit/>
